--- a/matlab实践周/matlab实践周作业/MATLAB强化训练实验报告.docx
+++ b/matlab实践周/matlab实践周作业/MATLAB强化训练实验报告.docx
@@ -38,126 +38,113 @@
           <w:rFonts w:ascii="Arial" w:eastAsia="等线" w:hAnsi="Arial" w:cs="Arial"/>
           <w:b/>
         </w:rPr>
-        <w:t>课程名称</w:t>
-      </w:r>
-      <w:r>
-        <w:rPr>
-          <w:rFonts w:ascii="Arial" w:eastAsia="等线" w:hAnsi="Arial" w:cs="Arial"/>
-        </w:rPr>
-        <w:t>：</w:t>
-      </w:r>
-      <w:r>
-        <w:rPr>
-          <w:rFonts w:ascii="Arial" w:eastAsia="等线" w:hAnsi="Arial" w:cs="Arial"/>
-        </w:rPr>
-        <w:t xml:space="preserve">MATLAB </w:t>
-      </w:r>
-      <w:r>
-        <w:rPr>
-          <w:rFonts w:ascii="Arial" w:eastAsia="等线" w:hAnsi="Arial" w:cs="Arial"/>
-        </w:rPr>
-        <w:t>强化训练</w:t>
-      </w:r>
-      <w:r>
-        <w:rPr>
-          <w:rFonts w:ascii="Arial" w:eastAsia="等线" w:hAnsi="Arial" w:cs="Arial"/>
-        </w:rPr>
+        <w:t>课程名称：MATLAB 强化训练</w:t>
         <w:br/>
+        <w:t>实验名称：基于 GUIDE 的图像处理 GUI 设计</w:t>
+        <w:br/>
+        <w:t>学生姓名：24届电子夏学长</w:t>
+        <w:br/>
+        <w:t>学    号：EIE0xx</w:t>
+      </w:r>
+      <w:r>
+        <w:rPr>
+          <w:rFonts w:ascii="Arial" w:eastAsia="等线" w:hAnsi="Arial" w:cs="Arial"/>
+        </w:rPr>
+      </w:r>
+      <w:r>
+        <w:rPr>
+          <w:rFonts w:ascii="Arial" w:eastAsia="等线" w:hAnsi="Arial" w:cs="Arial"/>
+        </w:rPr>
+      </w:r>
+      <w:r>
+        <w:rPr>
+          <w:rFonts w:ascii="Arial" w:eastAsia="等线" w:hAnsi="Arial" w:cs="Arial"/>
+        </w:rPr>
+      </w:r>
+      <w:r>
+        <w:rPr>
+          <w:rFonts w:ascii="Arial" w:eastAsia="等线" w:hAnsi="Arial" w:cs="Arial"/>
+        </w:rPr>
       </w:r>
       <w:r>
         <w:rPr>
           <w:rFonts w:ascii="Arial" w:eastAsia="等线" w:hAnsi="Arial" w:cs="Arial"/>
           <w:b/>
         </w:rPr>
-        <w:t>实验名称</w:t>
-      </w:r>
-      <w:r>
-        <w:rPr>
-          <w:rFonts w:ascii="Arial" w:eastAsia="等线" w:hAnsi="Arial" w:cs="Arial"/>
-        </w:rPr>
-        <w:t>：基于</w:t>
-      </w:r>
-      <w:r>
-        <w:rPr>
-          <w:rFonts w:ascii="Arial" w:eastAsia="等线" w:hAnsi="Arial" w:cs="Arial"/>
-        </w:rPr>
-        <w:t xml:space="preserve"> GUIDE </w:t>
-      </w:r>
-      <w:r>
-        <w:rPr>
-          <w:rFonts w:ascii="Arial" w:eastAsia="等线" w:hAnsi="Arial" w:cs="Arial"/>
-        </w:rPr>
-        <w:t>的图像处理</w:t>
-      </w:r>
-      <w:r>
-        <w:rPr>
-          <w:rFonts w:ascii="Arial" w:eastAsia="等线" w:hAnsi="Arial" w:cs="Arial"/>
-        </w:rPr>
-        <w:t xml:space="preserve"> GUI </w:t>
-      </w:r>
-      <w:r>
-        <w:rPr>
-          <w:rFonts w:ascii="Arial" w:eastAsia="等线" w:hAnsi="Arial" w:cs="Arial"/>
-        </w:rPr>
-        <w:t>设计</w:t>
-      </w:r>
-      <w:r>
-        <w:rPr>
-          <w:rFonts w:ascii="Arial" w:eastAsia="等线" w:hAnsi="Arial" w:cs="Arial"/>
-        </w:rPr>
-        <w:br/>
+      </w:r>
+      <w:r>
+        <w:rPr>
+          <w:rFonts w:ascii="Arial" w:eastAsia="等线" w:hAnsi="Arial" w:cs="Arial"/>
+        </w:rPr>
+      </w:r>
+      <w:r>
+        <w:rPr>
+          <w:rFonts w:ascii="Arial" w:eastAsia="等线" w:hAnsi="Arial" w:cs="Arial"/>
+        </w:rPr>
+      </w:r>
+      <w:r>
+        <w:rPr>
+          <w:rFonts w:ascii="Arial" w:eastAsia="等线" w:hAnsi="Arial" w:cs="Arial"/>
+        </w:rPr>
+      </w:r>
+      <w:r>
+        <w:rPr>
+          <w:rFonts w:ascii="Arial" w:eastAsia="等线" w:hAnsi="Arial" w:cs="Arial"/>
+        </w:rPr>
+      </w:r>
+      <w:r>
+        <w:rPr>
+          <w:rFonts w:ascii="Arial" w:eastAsia="等线" w:hAnsi="Arial" w:cs="Arial"/>
+        </w:rPr>
+      </w:r>
+      <w:r>
+        <w:rPr>
+          <w:rFonts w:ascii="Arial" w:eastAsia="等线" w:hAnsi="Arial" w:cs="Arial"/>
+        </w:rPr>
       </w:r>
       <w:r>
         <w:rPr>
           <w:rFonts w:ascii="Arial" w:eastAsia="等线" w:hAnsi="Arial" w:cs="Arial"/>
           <w:b/>
         </w:rPr>
-        <w:t>学生姓名</w:t>
-      </w:r>
-      <w:r>
-        <w:rPr>
-          <w:rFonts w:ascii="Arial" w:eastAsia="等线" w:hAnsi="Arial" w:cs="Arial"/>
-        </w:rPr>
-        <w:t>：岳柏妍</w:t>
-      </w:r>
-      <w:r>
-        <w:rPr>
-          <w:rFonts w:ascii="Arial" w:eastAsia="等线" w:hAnsi="Arial" w:cs="Arial"/>
-        </w:rPr>
-        <w:br/>
+      </w:r>
+      <w:r>
+        <w:rPr>
+          <w:rFonts w:ascii="Arial" w:eastAsia="等线" w:hAnsi="Arial" w:cs="Arial"/>
+        </w:rPr>
+      </w:r>
+      <w:r>
+        <w:rPr>
+          <w:rFonts w:ascii="Arial" w:eastAsia="等线" w:hAnsi="Arial" w:cs="Arial"/>
+        </w:rPr>
       </w:r>
       <w:r>
         <w:rPr>
           <w:rFonts w:ascii="Arial" w:eastAsia="等线" w:hAnsi="Arial" w:cs="Arial"/>
           <w:b/>
         </w:rPr>
-        <w:t>学</w:t>
       </w:r>
       <w:r>
         <w:rPr>
           <w:rFonts w:ascii="Arial" w:eastAsia="等线" w:hAnsi="Arial" w:cs="Arial"/>
           <w:b/>
         </w:rPr>
-        <w:t xml:space="preserve">    </w:t>
       </w:r>
       <w:r>
         <w:rPr>
           <w:rFonts w:ascii="Arial" w:eastAsia="等线" w:hAnsi="Arial" w:cs="Arial"/>
           <w:b/>
         </w:rPr>
-        <w:t>号</w:t>
-      </w:r>
-      <w:r>
-        <w:rPr>
-          <w:rFonts w:ascii="Arial" w:eastAsia="等线" w:hAnsi="Arial" w:cs="Arial"/>
-        </w:rPr>
-        <w:t>：</w:t>
-      </w:r>
-      <w:r>
-        <w:rPr>
-          <w:rFonts w:ascii="Arial" w:eastAsia="等线" w:hAnsi="Arial" w:cs="Arial"/>
-        </w:rPr>
-        <w:t>EIE23046</w:t>
+      </w:r>
+      <w:r>
+        <w:rPr>
+          <w:rFonts w:ascii="Arial" w:eastAsia="等线" w:hAnsi="Arial" w:cs="Arial"/>
+        </w:rPr>
+      </w:r>
+      <w:r>
+        <w:rPr>
+          <w:rFonts w:ascii="Arial" w:eastAsia="等线" w:hAnsi="Arial" w:cs="Arial"/>
+        </w:rPr>
       </w:r>
     </w:p>
     <w:p>
